--- a/templates/examen-grado.docx
+++ b/templates/examen-grado.docx
@@ -718,17 +718,7 @@
           <w:sz w:val="28"/>
           <w:szCs w:val="28"/>
         </w:rPr>
-        <w:t>{{aprobado</w:t>
-      </w:r>
-      <w:proofErr w:type="gramStart"/>
-      <w:r>
-        <w:rPr>
-          <w:rFonts w:ascii="Arial" w:hAnsi="Arial" w:cs="Arial"/>
-          <w:b/>
-          <w:sz w:val="28"/>
-          <w:szCs w:val="28"/>
-        </w:rPr>
-        <w:t>}}</w:t>
+        <w:t>{{aprobado}}</w:t>
       </w:r>
       <w:r>
         <w:rPr>
@@ -742,15 +732,7 @@
           <w:rFonts w:ascii="Arial" w:hAnsi="Arial" w:cs="Arial"/>
           <w:b/>
         </w:rPr>
-        <w:t xml:space="preserve"> Reprobado</w:t>
-      </w:r>
-      <w:proofErr w:type="gramEnd"/>
-      <w:r>
-        <w:rPr>
-          <w:rFonts w:ascii="Arial" w:hAnsi="Arial" w:cs="Arial"/>
-          <w:b/>
-        </w:rPr>
-        <w:t xml:space="preserve">: </w:t>
+        <w:t xml:space="preserve">Reprobado: </w:t>
       </w:r>
       <w:r>
         <w:rPr>
@@ -1054,101 +1036,24 @@
     </w:p>
     <w:tbl>
       <w:tblPr>
-        <w:tblStyle w:val="Tablaconcuadrcula"/>
-        <w:tblW w:w="10652" w:type="dxa"/>
-        <w:jc w:val="center"/>
-        <w:tblBorders>
-          <w:top w:val="none" w:sz="0" w:space="0" w:color="auto"/>
-          <w:left w:val="none" w:sz="0" w:space="0" w:color="auto"/>
-          <w:bottom w:val="none" w:sz="0" w:space="0" w:color="auto"/>
-          <w:right w:val="none" w:sz="0" w:space="0" w:color="auto"/>
-          <w:insideH w:val="none" w:sz="0" w:space="0" w:color="auto"/>
-          <w:insideV w:val="none" w:sz="0" w:space="0" w:color="auto"/>
-        </w:tblBorders>
+        <w:tblpPr w:leftFromText="141" w:rightFromText="141" w:vertAnchor="text" w:horzAnchor="margin" w:tblpXSpec="center" w:tblpY="72"/>
+        <w:tblW w:w="6799" w:type="dxa"/>
         <w:tblLook w:val="04A0" w:firstRow="1" w:lastRow="0" w:firstColumn="1" w:lastColumn="0" w:noHBand="0" w:noVBand="1"/>
       </w:tblPr>
       <w:tblGrid>
-        <w:gridCol w:w="2920"/>
-        <w:gridCol w:w="241"/>
-        <w:gridCol w:w="808"/>
-        <w:gridCol w:w="984"/>
-        <w:gridCol w:w="5699"/>
+        <w:gridCol w:w="6799"/>
       </w:tblGrid>
       <w:tr>
         <w:trPr>
-          <w:gridAfter w:val="1"/>
-          <w:wAfter w:w="5699" w:type="dxa"/>
-          <w:jc w:val="center"/>
+          <w:trHeight w:val="301"/>
         </w:trPr>
         <w:tc>
           <w:tcPr>
-            <w:tcW w:w="4953" w:type="dxa"/>
-            <w:gridSpan w:val="4"/>
+            <w:tcW w:w="6799" w:type="dxa"/>
           </w:tcPr>
           <w:p>
             <w:pPr>
               <w:jc w:val="center"/>
-              <w:rPr>
-                <w:rFonts w:ascii="Arial" w:hAnsi="Arial" w:cs="Arial"/>
-                <w:bCs/>
-              </w:rPr>
-            </w:pPr>
-          </w:p>
-        </w:tc>
-      </w:tr>
-      <w:tr>
-        <w:trPr>
-          <w:gridAfter w:val="1"/>
-          <w:wAfter w:w="5699" w:type="dxa"/>
-          <w:trHeight w:val="80"/>
-          <w:jc w:val="center"/>
-        </w:trPr>
-        <w:tc>
-          <w:tcPr>
-            <w:tcW w:w="4953" w:type="dxa"/>
-            <w:gridSpan w:val="4"/>
-          </w:tcPr>
-          <w:p>
-            <w:pPr>
-              <w:jc w:val="center"/>
-              <w:rPr>
-                <w:rFonts w:ascii="Arial" w:hAnsi="Arial" w:cs="Arial"/>
-                <w:bCs/>
-              </w:rPr>
-            </w:pPr>
-          </w:p>
-        </w:tc>
-      </w:tr>
-      <w:tr>
-        <w:tblPrEx>
-          <w:jc w:val="left"/>
-        </w:tblPrEx>
-        <w:trPr>
-          <w:gridBefore w:val="1"/>
-          <w:wBefore w:w="2920" w:type="dxa"/>
-          <w:trHeight w:val="301"/>
-        </w:trPr>
-        <w:tc>
-          <w:tcPr>
-            <w:tcW w:w="241" w:type="dxa"/>
-          </w:tcPr>
-          <w:p>
-            <w:pPr>
-              <w:jc w:val="center"/>
-              <w:rPr>
-                <w:rFonts w:ascii="Arial" w:hAnsi="Arial" w:cs="Arial"/>
-                <w:bCs/>
-              </w:rPr>
-            </w:pPr>
-          </w:p>
-        </w:tc>
-        <w:tc>
-          <w:tcPr>
-            <w:tcW w:w="7491" w:type="dxa"/>
-            <w:gridSpan w:val="3"/>
-          </w:tcPr>
-          <w:p>
-            <w:pPr>
               <w:rPr>
                 <w:rFonts w:ascii="Arial" w:hAnsi="Arial" w:cs="Arial"/>
                 <w:bCs/>
@@ -1165,36 +1070,16 @@
         </w:tc>
       </w:tr>
       <w:tr>
-        <w:tblPrEx>
-          <w:jc w:val="left"/>
-        </w:tblPrEx>
         <w:trPr>
-          <w:gridBefore w:val="1"/>
-          <w:wBefore w:w="2920" w:type="dxa"/>
           <w:trHeight w:val="301"/>
         </w:trPr>
         <w:tc>
           <w:tcPr>
-            <w:tcW w:w="1049" w:type="dxa"/>
-            <w:gridSpan w:val="2"/>
+            <w:tcW w:w="6799" w:type="dxa"/>
           </w:tcPr>
           <w:p>
             <w:pPr>
               <w:jc w:val="center"/>
-              <w:rPr>
-                <w:rFonts w:ascii="Arial" w:hAnsi="Arial" w:cs="Arial"/>
-                <w:bCs/>
-              </w:rPr>
-            </w:pPr>
-          </w:p>
-        </w:tc>
-        <w:tc>
-          <w:tcPr>
-            <w:tcW w:w="6683" w:type="dxa"/>
-            <w:gridSpan w:val="2"/>
-          </w:tcPr>
-          <w:p>
-            <w:pPr>
               <w:rPr>
                 <w:rFonts w:ascii="Arial" w:hAnsi="Arial" w:cs="Arial"/>
                 <w:bCs/>
@@ -1237,6 +1122,23 @@
           <w:bCs/>
         </w:rPr>
       </w:pPr>
+    </w:p>
+    <w:p>
+      <w:pPr>
+        <w:spacing w:after="0" w:line="240" w:lineRule="auto"/>
+        <w:jc w:val="both"/>
+        <w:rPr>
+          <w:rFonts w:ascii="Arial" w:hAnsi="Arial" w:cs="Arial"/>
+          <w:bCs/>
+        </w:rPr>
+      </w:pPr>
+      <w:r>
+        <w:rPr>
+          <w:rFonts w:ascii="Arial" w:hAnsi="Arial" w:cs="Arial"/>
+          <w:bCs/>
+        </w:rPr>
+        <w:br w:type="textWrapping" w:clear="all"/>
+      </w:r>
     </w:p>
     <w:p>
       <w:pPr>
@@ -2093,7 +1995,6 @@
   <w:style w:type="table" w:default="1" w:styleId="Tablanormal">
     <w:name w:val="Normal Table"/>
     <w:uiPriority w:val="99"/>
-    <w:semiHidden/>
     <w:unhideWhenUsed/>
     <w:tblPr>
       <w:tblInd w:w="0" w:type="dxa"/>
@@ -2237,6 +2138,74 @@
     <w:link w:val="Piedepgina"/>
     <w:uiPriority w:val="99"/>
     <w:rsid w:val="009A765F"/>
+  </w:style>
+  <w:style w:type="table" w:styleId="Tablaconcuadrculaclara">
+    <w:name w:val="Grid Table Light"/>
+    <w:basedOn w:val="Tablanormal"/>
+    <w:uiPriority w:val="40"/>
+    <w:rsid w:val="008C4914"/>
+    <w:pPr>
+      <w:spacing w:after="0" w:line="240" w:lineRule="auto"/>
+    </w:pPr>
+    <w:tblPr>
+      <w:tblBorders>
+        <w:top w:val="single" w:sz="4" w:space="0" w:color="BFBFBF" w:themeColor="background1" w:themeShade="BF"/>
+        <w:left w:val="single" w:sz="4" w:space="0" w:color="BFBFBF" w:themeColor="background1" w:themeShade="BF"/>
+        <w:bottom w:val="single" w:sz="4" w:space="0" w:color="BFBFBF" w:themeColor="background1" w:themeShade="BF"/>
+        <w:right w:val="single" w:sz="4" w:space="0" w:color="BFBFBF" w:themeColor="background1" w:themeShade="BF"/>
+        <w:insideH w:val="single" w:sz="4" w:space="0" w:color="BFBFBF" w:themeColor="background1" w:themeShade="BF"/>
+        <w:insideV w:val="single" w:sz="4" w:space="0" w:color="BFBFBF" w:themeColor="background1" w:themeShade="BF"/>
+      </w:tblBorders>
+    </w:tblPr>
+  </w:style>
+  <w:style w:type="table" w:styleId="Tablanormal4">
+    <w:name w:val="Plain Table 4"/>
+    <w:basedOn w:val="Tablanormal"/>
+    <w:uiPriority w:val="44"/>
+    <w:rsid w:val="008C4914"/>
+    <w:pPr>
+      <w:spacing w:after="0" w:line="240" w:lineRule="auto"/>
+    </w:pPr>
+    <w:tblPr>
+      <w:tblStyleRowBandSize w:val="1"/>
+      <w:tblStyleColBandSize w:val="1"/>
+    </w:tblPr>
+    <w:tblStylePr w:type="firstRow">
+      <w:rPr>
+        <w:b/>
+        <w:bCs/>
+      </w:rPr>
+    </w:tblStylePr>
+    <w:tblStylePr w:type="lastRow">
+      <w:rPr>
+        <w:b/>
+        <w:bCs/>
+      </w:rPr>
+    </w:tblStylePr>
+    <w:tblStylePr w:type="firstCol">
+      <w:rPr>
+        <w:b/>
+        <w:bCs/>
+      </w:rPr>
+    </w:tblStylePr>
+    <w:tblStylePr w:type="lastCol">
+      <w:rPr>
+        <w:b/>
+        <w:bCs/>
+      </w:rPr>
+    </w:tblStylePr>
+    <w:tblStylePr w:type="band1Vert">
+      <w:tblPr/>
+      <w:tcPr>
+        <w:shd w:val="clear" w:color="auto" w:fill="F2F2F2" w:themeFill="background1" w:themeFillShade="F2"/>
+      </w:tcPr>
+    </w:tblStylePr>
+    <w:tblStylePr w:type="band1Horz">
+      <w:tblPr/>
+      <w:tcPr>
+        <w:shd w:val="clear" w:color="auto" w:fill="F2F2F2" w:themeFill="background1" w:themeFillShade="F2"/>
+      </w:tcPr>
+    </w:tblStylePr>
   </w:style>
 </w:styles>
 </file>
@@ -2383,6 +2352,7 @@
     <w:rsid w:val="005D79CE"/>
     <w:rsid w:val="00615BE5"/>
     <w:rsid w:val="006239DA"/>
+    <w:rsid w:val="00652AE7"/>
     <w:rsid w:val="00673FC8"/>
     <w:rsid w:val="00687EA3"/>
     <w:rsid w:val="00747F2B"/>

--- a/templates/examen-grado.docx
+++ b/templates/examen-grado.docx
@@ -1,8 +1,8 @@
 
 <file path=word/document.xml><?xml version="1.0" encoding="utf-8"?>
-<w:document xmlns:wpc="http://schemas.microsoft.com/office/word/2010/wordprocessingCanvas" xmlns:cx="http://schemas.microsoft.com/office/drawing/2014/chartex" xmlns:cx1="http://schemas.microsoft.com/office/drawing/2015/9/8/chartex" xmlns:cx2="http://schemas.microsoft.com/office/drawing/2015/10/21/chartex" xmlns:cx3="http://schemas.microsoft.com/office/drawing/2016/5/9/chartex" xmlns:cx4="http://schemas.microsoft.com/office/drawing/2016/5/10/chartex" xmlns:cx5="http://schemas.microsoft.com/office/drawing/2016/5/11/chartex" xmlns:cx6="http://schemas.microsoft.com/office/drawing/2016/5/12/chartex" xmlns:cx7="http://schemas.microsoft.com/office/drawing/2016/5/13/chartex" xmlns:cx8="http://schemas.microsoft.com/office/drawing/2016/5/14/chartex" xmlns:mc="http://schemas.openxmlformats.org/markup-compatibility/2006" xmlns:aink="http://schemas.microsoft.com/office/drawing/2016/ink" xmlns:am3d="http://schemas.microsoft.com/office/drawing/2017/model3d" xmlns:o="urn:schemas-microsoft-com:office:office" xmlns:r="http://schemas.openxmlformats.org/officeDocument/2006/relationships" xmlns:m="http://schemas.openxmlformats.org/officeDocument/2006/math" xmlns:v="urn:schemas-microsoft-com:vml" xmlns:wp14="http://schemas.microsoft.com/office/word/2010/wordprocessingDrawing" xmlns:wp="http://schemas.openxmlformats.org/drawingml/2006/wordprocessingDrawing" xmlns:w10="urn:schemas-microsoft-com:office:word" xmlns:w="http://schemas.openxmlformats.org/wordprocessingml/2006/main" xmlns:w14="http://schemas.microsoft.com/office/word/2010/wordml" xmlns:w15="http://schemas.microsoft.com/office/word/2012/wordml" xmlns:w16cex="http://schemas.microsoft.com/office/word/2018/wordml/cex" xmlns:w16cid="http://schemas.microsoft.com/office/word/2016/wordml/cid" xmlns:w16="http://schemas.microsoft.com/office/word/2018/wordml" xmlns:w16sdtdh="http://schemas.microsoft.com/office/word/2020/wordml/sdtdatahash" xmlns:w16se="http://schemas.microsoft.com/office/word/2015/wordml/symex" xmlns:wpg="http://schemas.microsoft.com/office/word/2010/wordprocessingGroup" xmlns:wpi="http://schemas.microsoft.com/office/word/2010/wordprocessingInk" xmlns:wne="http://schemas.microsoft.com/office/word/2006/wordml" xmlns:wps="http://schemas.microsoft.com/office/word/2010/wordprocessingShape" mc:Ignorable="w14 w15 w16se w16cid w16 w16cex w16sdtdh wp14">
+<w:document xmlns:ns1="http://schemas.openxmlformats.org/markup-compatibility/2006" xmlns:ns2="http://schemas.microsoft.com/office/word/2010/wordml" xmlns:ns3="http://schemas.microsoft.com/office/word/2012/wordml" xmlns:ns4="http://schemas.openxmlformats.org/officeDocument/2006/relationships" xmlns:w="http://schemas.openxmlformats.org/wordprocessingml/2006/main" ns1:Ignorable="w14 w15 w16se w16cid w16 w16cex w16sdtdh wp14">
   <w:body>
-    <w:p>
+    <w:p ns2:paraId="008AA498" ns2:textId="77777777">
       <w:pPr>
         <w:spacing w:after="0" w:line="240" w:lineRule="auto"/>
         <w:jc w:val="center"/>
@@ -42,7 +42,7 @@
         <w:t xml:space="preserve"> DE GRADO</w:t>
       </w:r>
     </w:p>
-    <w:p>
+    <w:p ns2:paraId="61D91C42" ns2:textId="77777777">
       <w:pPr>
         <w:spacing w:after="0" w:line="240" w:lineRule="auto"/>
         <w:jc w:val="center"/>
@@ -51,7 +51,7 @@
         </w:rPr>
       </w:pPr>
     </w:p>
-    <w:p>
+    <w:p ns2:paraId="611DF3EC" ns2:textId="317BC7BA">
       <w:pPr>
         <w:spacing w:after="0" w:line="240" w:lineRule="auto"/>
         <w:jc w:val="center"/>
@@ -82,7 +82,7 @@
         <w:t xml:space="preserve"> EXAMEN ESPECIALIZADO </w:t>
       </w:r>
     </w:p>
-    <w:p>
+    <w:p ns2:paraId="55239DAB" ns2:textId="77777777">
       <w:pPr>
         <w:spacing w:after="0" w:line="240" w:lineRule="auto"/>
         <w:jc w:val="center"/>
@@ -92,7 +92,7 @@
         </w:rPr>
       </w:pPr>
     </w:p>
-    <w:p>
+    <w:p ns2:paraId="52648967" ns2:textId="77777777">
       <w:pPr>
         <w:spacing w:after="0" w:line="240" w:lineRule="auto"/>
         <w:jc w:val="center"/>
@@ -102,7 +102,7 @@
         </w:rPr>
       </w:pPr>
     </w:p>
-    <w:p>
+    <w:p ns2:paraId="75F81DEA" ns2:textId="6CAB04E1">
       <w:pPr>
         <w:tabs>
           <w:tab w:val="left" w:pos="6237"/>
@@ -290,7 +290,7 @@
         <w:t xml:space="preserve"> de esta Unidad Académica, del (la) Univ. Egresado(a):</w:t>
       </w:r>
     </w:p>
-    <w:p>
+    <w:p ns2:paraId="4AA0909E" ns2:textId="77777777">
       <w:pPr>
         <w:spacing w:after="0" w:line="240" w:lineRule="auto"/>
         <w:jc w:val="both"/>
@@ -317,13 +317,13 @@
         <w:gridCol w:w="2689"/>
         <w:gridCol w:w="6139"/>
       </w:tblGrid>
-      <w:tr>
+      <w:tr ns2:paraId="2E6ABE98" ns2:textId="77777777">
         <w:tc>
           <w:tcPr>
             <w:tcW w:w="2689" w:type="dxa"/>
             <w:hideMark/>
           </w:tcPr>
-          <w:p>
+          <w:p ns2:paraId="0CD8EBEC" ns2:textId="5663C6C2">
             <w:pPr>
               <w:spacing w:line="360" w:lineRule="auto"/>
               <w:jc w:val="both"/>
@@ -351,7 +351,7 @@
           <w:tcPr>
             <w:tcW w:w="6139" w:type="dxa"/>
           </w:tcPr>
-          <w:p>
+          <w:p ns2:paraId="78DF6D23" ns2:textId="7DAC2EF4">
             <w:pPr>
               <w:spacing w:line="360" w:lineRule="auto"/>
               <w:jc w:val="both"/>
@@ -375,13 +375,13 @@
           </w:p>
         </w:tc>
       </w:tr>
-      <w:tr>
+      <w:tr ns2:paraId="292CEE8F" ns2:textId="77777777">
         <w:tc>
           <w:tcPr>
             <w:tcW w:w="2689" w:type="dxa"/>
             <w:hideMark/>
           </w:tcPr>
-          <w:p>
+          <w:p ns2:paraId="501E8FD4" ns2:textId="77777777">
             <w:pPr>
               <w:spacing w:line="360" w:lineRule="auto"/>
               <w:jc w:val="both"/>
@@ -403,7 +403,7 @@
             <w:tcW w:w="6139" w:type="dxa"/>
             <w:hideMark/>
           </w:tcPr>
-          <w:p>
+          <w:p ns2:paraId="403E1809" ns2:textId="231A5109">
             <w:pPr>
               <w:spacing w:line="360" w:lineRule="auto"/>
               <w:rPr>
@@ -421,13 +421,13 @@
           </w:p>
         </w:tc>
       </w:tr>
-      <w:tr>
+      <w:tr ns2:paraId="6B861C79" ns2:textId="77777777">
         <w:tc>
           <w:tcPr>
             <w:tcW w:w="2689" w:type="dxa"/>
             <w:hideMark/>
           </w:tcPr>
-          <w:p>
+          <w:p ns2:paraId="3BC89CE5" ns2:textId="77777777">
             <w:pPr>
               <w:jc w:val="both"/>
               <w:rPr>
@@ -441,7 +441,7 @@
             <w:tcW w:w="6139" w:type="dxa"/>
             <w:hideMark/>
           </w:tcPr>
-          <w:p>
+          <w:p ns2:paraId="1A37D8D5" ns2:textId="77777777">
             <w:pPr>
               <w:jc w:val="both"/>
               <w:rPr>
@@ -452,7 +452,7 @@
         </w:tc>
       </w:tr>
     </w:tbl>
-    <w:p>
+    <w:p ns2:paraId="12FF3789" ns2:textId="77777777">
       <w:pPr>
         <w:spacing w:after="0" w:line="240" w:lineRule="auto"/>
         <w:jc w:val="both"/>
@@ -469,7 +469,7 @@
         <w:tab/>
       </w:r>
     </w:p>
-    <w:p>
+    <w:p ns2:paraId="640233B2" ns2:textId="77777777">
       <w:pPr>
         <w:spacing w:after="0" w:line="240" w:lineRule="auto"/>
         <w:jc w:val="both"/>
@@ -510,7 +510,7 @@
         <w:t>, para optar al grado académico de Licenciatura en Turismo.</w:t>
       </w:r>
     </w:p>
-    <w:p>
+    <w:p ns2:paraId="438624F5" ns2:textId="77777777">
       <w:pPr>
         <w:spacing w:after="0" w:line="240" w:lineRule="auto"/>
         <w:jc w:val="both"/>
@@ -519,7 +519,7 @@
         </w:rPr>
       </w:pPr>
     </w:p>
-    <w:p>
+    <w:p ns2:paraId="0C44970F" ns2:textId="77777777">
       <w:pPr>
         <w:spacing w:after="0" w:line="240" w:lineRule="auto"/>
         <w:jc w:val="both"/>
@@ -564,7 +564,7 @@
         <w:t xml:space="preserve"> del (la) Postulante sobre el tema sorteado, el Tribunal de Grado formuló una serie de preguntas, en relación a la temática.</w:t>
       </w:r>
     </w:p>
-    <w:p>
+    <w:p ns2:paraId="3E63DBF0" ns2:textId="77777777">
       <w:pPr>
         <w:spacing w:after="0" w:line="240" w:lineRule="auto"/>
         <w:jc w:val="both"/>
@@ -573,7 +573,7 @@
         </w:rPr>
       </w:pPr>
     </w:p>
-    <w:p>
+    <w:p ns2:paraId="17F95697" ns2:textId="77777777">
       <w:pPr>
         <w:spacing w:after="0" w:line="240" w:lineRule="auto"/>
         <w:jc w:val="both"/>
@@ -582,7 +582,7 @@
         </w:rPr>
       </w:pPr>
     </w:p>
-    <w:p>
+    <w:p ns2:paraId="537B8E82" ns2:textId="77777777">
       <w:pPr>
         <w:spacing w:after="0" w:line="240" w:lineRule="auto"/>
         <w:jc w:val="both"/>
@@ -609,7 +609,7 @@
         <w:t xml:space="preserve"> </w:t>
       </w:r>
     </w:p>
-    <w:p>
+    <w:p ns2:paraId="4616FF25" ns2:textId="77777777">
       <w:pPr>
         <w:spacing w:after="0" w:line="240" w:lineRule="auto"/>
         <w:jc w:val="both"/>
@@ -618,7 +618,7 @@
         </w:rPr>
       </w:pPr>
     </w:p>
-    <w:p>
+    <w:p ns2:paraId="7B471A2F" ns2:textId="77777777">
       <w:pPr>
         <w:spacing w:after="0" w:line="240" w:lineRule="auto"/>
         <w:jc w:val="both"/>
@@ -627,7 +627,7 @@
         </w:rPr>
       </w:pPr>
     </w:p>
-    <w:p>
+    <w:p ns2:paraId="71C484EB" ns2:textId="4FD75498">
       <w:pPr>
         <w:spacing w:after="0" w:line="240" w:lineRule="auto"/>
         <w:jc w:val="both"/>
@@ -639,36 +639,30 @@
         <w:rPr>
           <w:rFonts w:ascii="Arial" w:hAnsi="Arial" w:cs="Arial"/>
         </w:rPr>
-        <w:t>Habiendo otorgado el puntaje de</w:t>
-      </w:r>
-      <w:r>
-        <w:rPr>
-          <w:rFonts w:ascii="Arial" w:hAnsi="Arial" w:cs="Arial"/>
-        </w:rPr>
-        <w:t xml:space="preserve"> </w:t>
-      </w:r>
-      <w:r>
-        <w:rPr>
-          <w:rFonts w:ascii="Arial" w:hAnsi="Arial" w:cs="Arial"/>
-          <w:b/>
-        </w:rPr>
-        <w:t>{{nota}}</w:t>
-      </w:r>
-      <w:r>
-        <w:rPr>
-          <w:rFonts w:ascii="Arial" w:hAnsi="Arial" w:cs="Arial"/>
-          <w:b/>
-        </w:rPr>
-        <w:t xml:space="preserve"> </w:t>
-      </w:r>
-      <w:r>
-        <w:rPr>
-          <w:rFonts w:ascii="Arial" w:hAnsi="Arial" w:cs="Arial"/>
-        </w:rPr>
-        <w:t xml:space="preserve">/100 puntos, correspondiente a: </w:t>
-      </w:r>
-    </w:p>
-    <w:p>
+        <w:t>Habiendo otorgado el puntaje de </w:t>
+      </w:r>
+      <w:r>
+        <w:rPr>
+          <w:rFonts w:ascii="Arial" w:hAnsi="Arial" w:cs="Arial"/>
+          <w:b/>
+        </w:rPr>
+        <w:t>{{notaTexto}}</w:t>
+      </w:r>
+      <w:r>
+        <w:rPr>
+          <w:rFonts w:ascii="Arial" w:hAnsi="Arial" w:cs="Arial"/>
+          <w:b/>
+        </w:rPr>
+        <w:t xml:space="preserve">/100</w:t>
+      </w:r>
+      <w:r>
+        <w:rPr>
+          <w:rFonts w:ascii="Arial" w:hAnsi="Arial" w:cs="Arial"/>
+        </w:rPr>
+        <w:t xml:space="preserve"> puntos, correspondiente a: </w:t>
+      </w:r>
+    </w:p>
+    <w:p ns2:paraId="1B2C115A" ns2:textId="77777777">
       <w:pPr>
         <w:spacing w:after="0" w:line="240" w:lineRule="auto"/>
         <w:jc w:val="both"/>
@@ -677,7 +671,7 @@
         </w:rPr>
       </w:pPr>
     </w:p>
-    <w:p>
+    <w:p ns2:paraId="04A2656B" ns2:textId="77777777">
       <w:pPr>
         <w:spacing w:after="0" w:line="240" w:lineRule="auto"/>
         <w:jc w:val="both"/>
@@ -686,7 +680,7 @@
         </w:rPr>
       </w:pPr>
     </w:p>
-    <w:p>
+    <w:p ns2:paraId="6519646E" ns2:textId="3B7E14F9">
       <w:pPr>
         <w:spacing w:after="0" w:line="240" w:lineRule="auto"/>
         <w:jc w:val="both"/>
@@ -742,7 +736,7 @@
         <w:t>{{reprobado}}</w:t>
       </w:r>
     </w:p>
-    <w:p>
+    <w:p ns2:paraId="1A2EB065" ns2:textId="77777777">
       <w:pPr>
         <w:spacing w:after="0" w:line="240" w:lineRule="auto"/>
         <w:jc w:val="both"/>
@@ -752,7 +746,7 @@
         </w:rPr>
       </w:pPr>
     </w:p>
-    <w:p>
+    <w:p ns2:paraId="0C31E3C4" ns2:textId="77777777">
       <w:pPr>
         <w:spacing w:after="0" w:line="240" w:lineRule="auto"/>
         <w:rPr>
@@ -768,7 +762,7 @@
         <w:t>Suscriben en señal de conformidad:</w:t>
       </w:r>
     </w:p>
-    <w:p>
+    <w:p ns2:paraId="70FB9E35" ns2:textId="77777777">
       <w:pPr>
         <w:spacing w:after="0" w:line="240" w:lineRule="auto"/>
         <w:jc w:val="both"/>
@@ -778,7 +772,7 @@
         </w:rPr>
       </w:pPr>
     </w:p>
-    <w:p>
+    <w:p ns2:paraId="7FF14672" ns2:textId="77777777">
       <w:pPr>
         <w:spacing w:after="0" w:line="240" w:lineRule="auto"/>
         <w:jc w:val="both"/>
@@ -788,7 +782,7 @@
         </w:rPr>
       </w:pPr>
     </w:p>
-    <w:p>
+    <w:p ns2:paraId="66287288" ns2:textId="77777777">
       <w:pPr>
         <w:spacing w:after="0" w:line="240" w:lineRule="auto"/>
         <w:jc w:val="both"/>
@@ -817,7 +811,7 @@
         <w:gridCol w:w="4845"/>
         <w:gridCol w:w="4795"/>
       </w:tblGrid>
-      <w:tr>
+      <w:tr ns2:paraId="5D543958" ns2:textId="77777777">
         <w:trPr>
           <w:jc w:val="center"/>
         </w:trPr>
@@ -833,7 +827,7 @@
             <w:placeholder>
               <w:docPart w:val="5EB78895A04E4186908B1F01F0AB86C3"/>
             </w:placeholder>
-            <w15:color w:val="FF0000"/>
+            <ns3:color w:val="FF0000"/>
             <w:dropDownList>
               <w:listItem w:value="Elija un elemento."/>
               <w:listItem w:displayText="Arq. Javier Escalante Moscoso" w:value="Arq. Javier Escalante Moscoso"/>
@@ -875,7 +869,7 @@
               <w:tcPr>
                 <w:tcW w:w="4845" w:type="dxa"/>
               </w:tcPr>
-              <w:p>
+              <w:p ns2:paraId="38BEB3A2" ns2:textId="4ED391B7">
                 <w:pPr>
                   <w:jc w:val="center"/>
                   <w:rPr>
@@ -898,7 +892,7 @@
           <w:tcPr>
             <w:tcW w:w="4795" w:type="dxa"/>
           </w:tcPr>
-          <w:p>
+          <w:p ns2:paraId="06FE1ABB" ns2:textId="3B0D0342">
             <w:pPr>
               <w:jc w:val="center"/>
               <w:rPr>
@@ -918,7 +912,7 @@
           </w:p>
         </w:tc>
       </w:tr>
-      <w:tr>
+      <w:tr ns2:paraId="03B9625F" ns2:textId="77777777">
         <w:trPr>
           <w:jc w:val="center"/>
         </w:trPr>
@@ -926,7 +920,7 @@
           <w:tcPr>
             <w:tcW w:w="4845" w:type="dxa"/>
           </w:tcPr>
-          <w:p>
+          <w:p ns2:paraId="0328D4C4" ns2:textId="77777777">
             <w:pPr>
               <w:jc w:val="center"/>
               <w:rPr>
@@ -956,7 +950,7 @@
           <w:tcPr>
             <w:tcW w:w="4795" w:type="dxa"/>
           </w:tcPr>
-          <w:p>
+          <w:p ns2:paraId="507716FA" ns2:textId="77777777">
             <w:pPr>
               <w:jc w:val="center"/>
               <w:rPr>
@@ -984,7 +978,7 @@
         </w:tc>
       </w:tr>
     </w:tbl>
-    <w:p>
+    <w:p ns2:paraId="79FF900E" ns2:textId="77777777">
       <w:pPr>
         <w:spacing w:after="0" w:line="240" w:lineRule="auto"/>
         <w:jc w:val="both"/>
@@ -994,7 +988,7 @@
         </w:rPr>
       </w:pPr>
     </w:p>
-    <w:p>
+    <w:p ns2:paraId="11622EBD" ns2:textId="57BA0586">
       <w:pPr>
         <w:spacing w:after="0" w:line="240" w:lineRule="auto"/>
         <w:jc w:val="both"/>
@@ -1004,7 +998,7 @@
         </w:rPr>
       </w:pPr>
     </w:p>
-    <w:p>
+    <w:p ns2:paraId="799B9FFE" ns2:textId="5C6F76C6">
       <w:pPr>
         <w:spacing w:after="0" w:line="240" w:lineRule="auto"/>
         <w:jc w:val="both"/>
@@ -1014,7 +1008,7 @@
         </w:rPr>
       </w:pPr>
     </w:p>
-    <w:p>
+    <w:p ns2:paraId="3B2C7168" ns2:textId="77777777">
       <w:pPr>
         <w:spacing w:after="0" w:line="240" w:lineRule="auto"/>
         <w:jc w:val="both"/>
@@ -1024,7 +1018,7 @@
         </w:rPr>
       </w:pPr>
     </w:p>
-    <w:p>
+    <w:p ns2:paraId="10A78C31" ns2:textId="77777777">
       <w:pPr>
         <w:spacing w:after="0" w:line="240" w:lineRule="auto"/>
         <w:jc w:val="both"/>
@@ -1043,7 +1037,7 @@
       <w:tblGrid>
         <w:gridCol w:w="6799"/>
       </w:tblGrid>
-      <w:tr>
+      <w:tr ns2:paraId="529E0DF2" ns2:textId="77777777">
         <w:trPr>
           <w:trHeight w:val="301"/>
         </w:trPr>
@@ -1051,7 +1045,7 @@
           <w:tcPr>
             <w:tcW w:w="6799" w:type="dxa"/>
           </w:tcPr>
-          <w:p>
+          <w:p ns2:paraId="04C34797" ns2:textId="77777777">
             <w:pPr>
               <w:jc w:val="center"/>
               <w:rPr>
@@ -1069,7 +1063,7 @@
           </w:p>
         </w:tc>
       </w:tr>
-      <w:tr>
+      <w:tr ns2:paraId="0AB7F0FB" ns2:textId="77777777">
         <w:trPr>
           <w:trHeight w:val="301"/>
         </w:trPr>
@@ -1077,7 +1071,7 @@
           <w:tcPr>
             <w:tcW w:w="6799" w:type="dxa"/>
           </w:tcPr>
-          <w:p>
+          <w:p ns2:paraId="1489EF8F" ns2:textId="77777777">
             <w:pPr>
               <w:jc w:val="center"/>
               <w:rPr>
@@ -1113,7 +1107,7 @@
         </w:tc>
       </w:tr>
     </w:tbl>
-    <w:p>
+    <w:p ns2:paraId="27432570" ns2:textId="77777777">
       <w:pPr>
         <w:spacing w:after="0" w:line="240" w:lineRule="auto"/>
         <w:jc w:val="both"/>
@@ -1123,7 +1117,7 @@
         </w:rPr>
       </w:pPr>
     </w:p>
-    <w:p>
+    <w:p ns2:paraId="75EEC6B2" ns2:textId="3D0E8DEA">
       <w:pPr>
         <w:spacing w:after="0" w:line="240" w:lineRule="auto"/>
         <w:jc w:val="both"/>
@@ -1140,7 +1134,7 @@
         <w:br w:type="textWrapping" w:clear="all"/>
       </w:r>
     </w:p>
-    <w:p>
+    <w:p ns2:paraId="64499372" ns2:textId="77777777">
       <w:pPr>
         <w:tabs>
           <w:tab w:val="left" w:pos="1124"/>
@@ -1179,7 +1173,7 @@
         <w:gridCol w:w="284"/>
         <w:gridCol w:w="9356"/>
       </w:tblGrid>
-      <w:tr>
+      <w:tr ns2:paraId="1311AE04" ns2:textId="77777777">
         <w:trPr>
           <w:jc w:val="center"/>
         </w:trPr>
@@ -1187,7 +1181,7 @@
           <w:tcPr>
             <w:tcW w:w="284" w:type="dxa"/>
           </w:tcPr>
-          <w:p>
+          <w:p ns2:paraId="75AA751F" ns2:textId="77777777">
             <w:pPr>
               <w:jc w:val="center"/>
               <w:rPr>
@@ -1201,7 +1195,7 @@
           <w:tcPr>
             <w:tcW w:w="9356" w:type="dxa"/>
           </w:tcPr>
-          <w:p>
+          <w:p ns2:paraId="275C1801" ns2:textId="77777777">
             <w:pPr>
               <w:rPr>
                 <w:rFonts w:ascii="Arial" w:hAnsi="Arial" w:cs="Arial"/>
@@ -1211,7 +1205,7 @@
           </w:p>
         </w:tc>
       </w:tr>
-      <w:tr>
+      <w:tr ns2:paraId="0FBFD90B" ns2:textId="77777777">
         <w:trPr>
           <w:jc w:val="center"/>
         </w:trPr>
@@ -1219,7 +1213,7 @@
           <w:tcPr>
             <w:tcW w:w="284" w:type="dxa"/>
           </w:tcPr>
-          <w:p>
+          <w:p ns2:paraId="284D8627" ns2:textId="77777777">
             <w:pPr>
               <w:jc w:val="center"/>
               <w:rPr>
@@ -1233,7 +1227,7 @@
           <w:tcPr>
             <w:tcW w:w="9356" w:type="dxa"/>
           </w:tcPr>
-          <w:p>
+          <w:p ns2:paraId="41205092" ns2:textId="77777777">
             <w:pPr>
               <w:rPr>
                 <w:rFonts w:ascii="Arial" w:hAnsi="Arial" w:cs="Arial"/>
@@ -1244,14 +1238,14 @@
         </w:tc>
       </w:tr>
     </w:tbl>
-    <w:p>
-      <w:pPr>
-        <w:rPr>
-          <w:rFonts w:ascii="Arial" w:hAnsi="Arial" w:cs="Arial"/>
-        </w:rPr>
-      </w:pPr>
-    </w:p>
-    <w:p>
+    <w:p ns2:paraId="4DF632F8" ns2:textId="77777777">
+      <w:pPr>
+        <w:rPr>
+          <w:rFonts w:ascii="Arial" w:hAnsi="Arial" w:cs="Arial"/>
+        </w:rPr>
+      </w:pPr>
+    </w:p>
+    <w:p ns2:paraId="2E363052" ns2:textId="560001C4">
       <w:pPr>
         <w:tabs>
           <w:tab w:val="left" w:pos="1124"/>
@@ -1271,7 +1265,7 @@
       </w:r>
     </w:p>
     <w:sectPr>
-      <w:headerReference w:type="default" r:id="rId7"/>
+      <w:headerReference w:type="default" ns4:id="rId7"/>
       <w:pgSz w:w="12240" w:h="15840" w:code="1"/>
       <w:pgMar w:top="1135" w:right="1701" w:bottom="993" w:left="1701" w:header="720" w:footer="0" w:gutter="0"/>
       <w:cols w:space="720"/>

--- a/templates/examen-grado.docx
+++ b/templates/examen-grado.docx
@@ -1,6 +1,6 @@
 
 <file path=word/document.xml><?xml version="1.0" encoding="utf-8"?>
-<w:document xmlns:ns1="http://schemas.openxmlformats.org/markup-compatibility/2006" xmlns:ns2="http://schemas.microsoft.com/office/word/2010/wordml" xmlns:ns3="http://schemas.microsoft.com/office/word/2012/wordml" xmlns:ns4="http://schemas.openxmlformats.org/officeDocument/2006/relationships" xmlns:w="http://schemas.openxmlformats.org/wordprocessingml/2006/main" ns1:Ignorable="w14 w15 w16se w16cid w16 w16cex w16sdtdh wp14">
+<w:document xmlns:ns1="http://schemas.openxmlformats.org/markup-compatibility/2006" xmlns:ns2="http://schemas.microsoft.com/office/word/2010/wordml" xmlns:ns3="http://schemas.microsoft.com/office/word/2012/wordml" xmlns:ns4="http://schemas.openxmlformats.org/officeDocument/2006/relationships" xmlns:w="http://schemas.openxmlformats.org/wordprocessingml/2006/main" xmlns:w14="http://schemas.microsoft.com/office/word/2010/wordml" xmlns:w15="http://schemas.microsoft.com/office/word/2012/wordml" xmlns:w16="http://schemas.microsoft.com/office/word/2018/wordml" xmlns:w16cex="http://schemas.microsoft.com/office/word/2018/wordml/cex" xmlns:w16cid="http://schemas.microsoft.com/office/word/2016/wordml/cid" xmlns:w16sdtdh="http://schemas.microsoft.com/office/word/2020/wordml/sdtdatahash" xmlns:w16se="http://schemas.microsoft.com/office/word/2015/wordml/symex" xmlns:wp14="http://schemas.microsoft.com/office/word/2010/wordprocessingDrawing" ns1:Ignorable="w14 w15 w16se w16cid w16 w16cex w16sdtdh wp14">
   <w:body>
     <w:p ns2:paraId="008AA498" ns2:textId="77777777">
       <w:pPr>
